--- a/hin/docx/63.content.docx
+++ b/hin/docx/63.content.docx
@@ -19,7 +19,7 @@
         <w:rPr>
           <w:lang w:val="hi_IN" w:bidi="hi_IN"/>
         </w:rPr>
-        <w:t>Resource: अध्ययन नोट्स - पुस्तक परिचय (टिंडेल)</w:t>
+        <w:t>Resource: Tyndale Open Study Notes</w:t>
       </w:r>
       <w:r>
         <w:rPr>
@@ -112,7 +112,7 @@
         <w:rPr>
           <w:lang w:val="hi_IN" w:bidi="hi_IN"/>
         </w:rPr>
-        <w:t>अध्ययन नोट्स - पुस्तक परिचय (टिंडेल)</w:t>
+        <w:t>Tyndale Open Study Notes</w:t>
       </w:r>
     </w:p>
     <w:p>

--- a/hin/docx/63.content.docx
+++ b/hin/docx/63.content.docx
@@ -19,7 +19,7 @@
         <w:rPr>
           <w:lang w:val="hi_IN" w:bidi="hi_IN"/>
         </w:rPr>
-        <w:t>Resource: Tyndale Open Study Notes</w:t>
+        <w:t>Resource: Aquifer Open Study Notes (Book Intros)</w:t>
       </w:r>
       <w:r>
         <w:rPr>
@@ -112,7 +112,7 @@
         <w:rPr>
           <w:lang w:val="hi_IN" w:bidi="hi_IN"/>
         </w:rPr>
-        <w:t>Tyndale Open Study Notes</w:t>
+        <w:t>Aquifer Open Study Notes (Book Intros)</w:t>
       </w:r>
     </w:p>
     <w:p>

--- a/hin/docx/63.content.docx
+++ b/hin/docx/63.content.docx
@@ -313,36 +313,24 @@
         </w:rPr>
         <w:t>यह पत्र एक व्यक्तिगत पत्र है जो सबसे पहले एक अभिवादन (</w:t>
       </w:r>
-      <w:hyperlink r:id="rId13">
-        <w:r>
-          <w:rPr>
-            <w:lang w:val="hi_IN" w:bidi="hi_IN"/>
-          </w:rPr>
-          <w:rPr>
-            <w:color w:val="0000EE"/>
-            <w:u w:val="single"/>
-          </w:rPr>
-          <w:t>1:1–3</w:t>
-        </w:r>
-      </w:hyperlink>
+      <w:r>
+        <w:rPr>
+          <w:lang w:val="hi_IN" w:bidi="hi_IN"/>
+        </w:rPr>
+        <w:t>1:1–3</w:t>
+      </w:r>
       <w:r>
         <w:rPr>
           <w:lang w:val="hi_IN" w:bidi="hi_IN"/>
         </w:rPr>
         <w:t>) के साथ शुरू होता है, फिर लेखक अपनी इच्छाएँ (</w:t>
       </w:r>
-      <w:hyperlink r:id="rId14">
-        <w:r>
-          <w:rPr>
-            <w:lang w:val="hi_IN" w:bidi="hi_IN"/>
-          </w:rPr>
-          <w:rPr>
-            <w:color w:val="0000EE"/>
-            <w:u w:val="single"/>
-          </w:rPr>
-          <w:t>1:4–11</w:t>
-        </w:r>
-      </w:hyperlink>
+      <w:r>
+        <w:rPr>
+          <w:lang w:val="hi_IN" w:bidi="hi_IN"/>
+        </w:rPr>
+        <w:t>1:4–11</w:t>
+      </w:r>
       <w:r>
         <w:rPr>
           <w:lang w:val="hi_IN" w:bidi="hi_IN"/>
@@ -374,18 +362,12 @@
         </w:rPr>
         <w:t>कुछ विद्वानों का मानना है कि इस पत्र (</w:t>
       </w:r>
-      <w:hyperlink r:id="rId15">
-        <w:r>
-          <w:rPr>
-            <w:lang w:val="hi_IN" w:bidi="hi_IN"/>
-          </w:rPr>
-          <w:rPr>
-            <w:color w:val="0000EE"/>
-            <w:u w:val="single"/>
-          </w:rPr>
-          <w:t>1:1</w:t>
-        </w:r>
-      </w:hyperlink>
+      <w:r>
+        <w:rPr>
+          <w:lang w:val="hi_IN" w:bidi="hi_IN"/>
+        </w:rPr>
+        <w:t>1:1</w:t>
+      </w:r>
       <w:r>
         <w:rPr>
           <w:lang w:val="hi_IN" w:bidi="hi_IN"/>
@@ -429,36 +411,24 @@
         </w:rPr>
         <w:t>2 यूहन्ना के प्राप्तकर्ताओं को एक “चुनी हुई महिला और . . . उसके बच्चे” (</w:t>
       </w:r>
-      <w:hyperlink r:id="rId15">
-        <w:r>
-          <w:rPr>
-            <w:lang w:val="hi_IN" w:bidi="hi_IN"/>
-          </w:rPr>
-          <w:rPr>
-            <w:color w:val="0000EE"/>
-            <w:u w:val="single"/>
-          </w:rPr>
-          <w:t>1:1</w:t>
-        </w:r>
-      </w:hyperlink>
+      <w:r>
+        <w:rPr>
+          <w:lang w:val="hi_IN" w:bidi="hi_IN"/>
+        </w:rPr>
+        <w:t>1:1</w:t>
+      </w:r>
       <w:r>
         <w:rPr>
           <w:lang w:val="hi_IN" w:bidi="hi_IN"/>
         </w:rPr>
         <w:t xml:space="preserve">) कहकर संबोधित किया गया है। यह किसी विशेष महिला, जिसका नाम किरिया हो सकता है और उसके जैविक (वास्तविक) बच्चों को संदर्भित कर सकता है (यूनानी शब्द किरिया, का अर्थ “महिला,” होता है और यह एक नाम भी हो सकता है)। हालाँकि, अधिक संभावना यह है कि यूहन्ना किसी विशेष स्थानीय कलीसिया (“चुनी हुई महिला”) और उसके सदस्यों (“उसके बच्चे”; तुलना करें </w:t>
       </w:r>
-      <w:hyperlink r:id="rId16">
-        <w:r>
-          <w:rPr>
-            <w:lang w:val="hi_IN" w:bidi="hi_IN"/>
-          </w:rPr>
-          <w:rPr>
-            <w:color w:val="0000EE"/>
-            <w:u w:val="single"/>
-          </w:rPr>
-          <w:t>1 पत 5:13</w:t>
-        </w:r>
-      </w:hyperlink>
+      <w:r>
+        <w:rPr>
+          <w:lang w:val="hi_IN" w:bidi="hi_IN"/>
+        </w:rPr>
+        <w:t>1 पत 5:13</w:t>
+      </w:r>
       <w:r>
         <w:rPr>
           <w:lang w:val="hi_IN" w:bidi="hi_IN"/>
@@ -490,36 +460,24 @@
         </w:rPr>
         <w:t>2 यूहन्ना का संदेश दो पहलुओं में विभाजित है। पहला, मसीही समुदाय के सदस्यों को एक-दूसरे से प्रेम करना चाहिए (</w:t>
       </w:r>
-      <w:hyperlink r:id="rId17">
-        <w:r>
-          <w:rPr>
-            <w:lang w:val="hi_IN" w:bidi="hi_IN"/>
-          </w:rPr>
-          <w:rPr>
-            <w:color w:val="0000EE"/>
-            <w:u w:val="single"/>
-          </w:rPr>
-          <w:t>1:5</w:t>
-        </w:r>
-      </w:hyperlink>
+      <w:r>
+        <w:rPr>
+          <w:lang w:val="hi_IN" w:bidi="hi_IN"/>
+        </w:rPr>
+        <w:t>1:5</w:t>
+      </w:r>
       <w:r>
         <w:rPr>
           <w:lang w:val="hi_IN" w:bidi="hi_IN"/>
         </w:rPr>
         <w:t>)। इस प्रेम की अभिव्यक्ति यीशु की आज्ञाओं का पालन करने में होती है (</w:t>
       </w:r>
-      <w:hyperlink r:id="rId18">
-        <w:r>
-          <w:rPr>
-            <w:lang w:val="hi_IN" w:bidi="hi_IN"/>
-          </w:rPr>
-          <w:rPr>
-            <w:color w:val="0000EE"/>
-            <w:u w:val="single"/>
-          </w:rPr>
-          <w:t>1:6</w:t>
-        </w:r>
-      </w:hyperlink>
+      <w:r>
+        <w:rPr>
+          <w:lang w:val="hi_IN" w:bidi="hi_IN"/>
+        </w:rPr>
+        <w:t>1:6</w:t>
+      </w:r>
       <w:r>
         <w:rPr>
           <w:lang w:val="hi_IN" w:bidi="hi_IN"/>
@@ -540,126 +498,84 @@
         </w:rPr>
         <w:t>नए नियम की कई पत्रियाँ किसी न किसी प्रकार की झूठी शिक्षाओं का समाधान करने के लिए लिखी गई थीं। यह बात पौलुस के कई पत्रों पर लागू होती है, जैसे कि गलातियों (</w:t>
       </w:r>
-      <w:hyperlink r:id="rId19">
-        <w:r>
-          <w:rPr>
-            <w:lang w:val="hi_IN" w:bidi="hi_IN"/>
-          </w:rPr>
-          <w:rPr>
-            <w:color w:val="0000EE"/>
-            <w:u w:val="single"/>
-          </w:rPr>
-          <w:t>गला 1:6</w:t>
-        </w:r>
-      </w:hyperlink>
+      <w:r>
+        <w:rPr>
+          <w:lang w:val="hi_IN" w:bidi="hi_IN"/>
+        </w:rPr>
+        <w:t>गला 1:6</w:t>
+      </w:r>
       <w:r>
         <w:rPr>
           <w:lang w:val="hi_IN" w:bidi="hi_IN"/>
         </w:rPr>
         <w:t>), कुलुस्सियों (</w:t>
       </w:r>
-      <w:hyperlink r:id="rId20">
-        <w:r>
-          <w:rPr>
-            <w:lang w:val="hi_IN" w:bidi="hi_IN"/>
-          </w:rPr>
-          <w:rPr>
-            <w:color w:val="0000EE"/>
-            <w:u w:val="single"/>
-          </w:rPr>
-          <w:t>कुलु 2:16–23</w:t>
-        </w:r>
-      </w:hyperlink>
+      <w:r>
+        <w:rPr>
+          <w:lang w:val="hi_IN" w:bidi="hi_IN"/>
+        </w:rPr>
+        <w:t>कुलु 2:16–23</w:t>
+      </w:r>
       <w:r>
         <w:rPr>
           <w:lang w:val="hi_IN" w:bidi="hi_IN"/>
         </w:rPr>
         <w:t>), 2 थिस्सलुनीकियों (</w:t>
       </w:r>
-      <w:hyperlink r:id="rId21">
-        <w:r>
-          <w:rPr>
-            <w:lang w:val="hi_IN" w:bidi="hi_IN"/>
-          </w:rPr>
-          <w:rPr>
-            <w:color w:val="0000EE"/>
-            <w:u w:val="single"/>
-          </w:rPr>
-          <w:t>2 थिस्स 2:1–3</w:t>
-        </w:r>
-      </w:hyperlink>
+      <w:r>
+        <w:rPr>
+          <w:lang w:val="hi_IN" w:bidi="hi_IN"/>
+        </w:rPr>
+        <w:t>2 थिस्स 2:1–3</w:t>
+      </w:r>
       <w:r>
         <w:rPr>
           <w:lang w:val="hi_IN" w:bidi="hi_IN"/>
         </w:rPr>
         <w:t>) और 1 तीमुथियुस (</w:t>
       </w:r>
-      <w:hyperlink r:id="rId22">
-        <w:r>
-          <w:rPr>
-            <w:lang w:val="hi_IN" w:bidi="hi_IN"/>
-          </w:rPr>
-          <w:rPr>
-            <w:color w:val="0000EE"/>
-            <w:u w:val="single"/>
-          </w:rPr>
-          <w:t>1 तीमु 4:1</w:t>
-        </w:r>
-      </w:hyperlink>
+      <w:r>
+        <w:rPr>
+          <w:lang w:val="hi_IN" w:bidi="hi_IN"/>
+        </w:rPr>
+        <w:t>1 तीमु 4:1</w:t>
+      </w:r>
       <w:r>
         <w:rPr>
           <w:lang w:val="hi_IN" w:bidi="hi_IN"/>
         </w:rPr>
         <w:t xml:space="preserve">; </w:t>
       </w:r>
-      <w:hyperlink r:id="rId23">
-        <w:r>
-          <w:rPr>
-            <w:lang w:val="hi_IN" w:bidi="hi_IN"/>
-          </w:rPr>
-          <w:rPr>
-            <w:color w:val="0000EE"/>
-            <w:u w:val="single"/>
-          </w:rPr>
-          <w:t>6:20–21</w:t>
-        </w:r>
-      </w:hyperlink>
+      <w:r>
+        <w:rPr>
+          <w:lang w:val="hi_IN" w:bidi="hi_IN"/>
+        </w:rPr>
+        <w:t>6:20–21</w:t>
+      </w:r>
       <w:r>
         <w:rPr>
           <w:lang w:val="hi_IN" w:bidi="hi_IN"/>
         </w:rPr>
         <w:t>)।)। पतरस ने भी अपनी दूसरी पत्री झूठे शिक्षकों का विरोध करने के लिए लिखी (</w:t>
       </w:r>
-      <w:hyperlink r:id="rId24">
-        <w:r>
-          <w:rPr>
-            <w:lang w:val="hi_IN" w:bidi="hi_IN"/>
-          </w:rPr>
-          <w:rPr>
-            <w:color w:val="0000EE"/>
-            <w:u w:val="single"/>
-          </w:rPr>
-          <w:t>2 पत 2:1–22</w:t>
-        </w:r>
-      </w:hyperlink>
+      <w:r>
+        <w:rPr>
+          <w:lang w:val="hi_IN" w:bidi="hi_IN"/>
+        </w:rPr>
+        <w:t>2 पत 2:1–22</w:t>
+      </w:r>
       <w:r>
         <w:rPr>
           <w:lang w:val="hi_IN" w:bidi="hi_IN"/>
         </w:rPr>
         <w:t>), और यहूदा ने भी इसी कारण से अपनी पत्री लिखी (</w:t>
       </w:r>
-      <w:hyperlink r:id="rId25">
-        <w:r>
-          <w:rPr>
-            <w:lang w:val="hi_IN" w:bidi="hi_IN"/>
-          </w:rPr>
-          <w:rPr>
-            <w:color w:val="0000EE"/>
-            <w:u w:val="single"/>
-          </w:rPr>
-          <w:t>यहू 1:3–4</w:t>
-        </w:r>
-      </w:hyperlink>
+      <w:r>
+        <w:rPr>
+          <w:lang w:val="hi_IN" w:bidi="hi_IN"/>
+        </w:rPr>
+        <w:t>यहू 1:3–4</w:t>
+      </w:r>
       <w:r>
         <w:rPr>
           <w:lang w:val="hi_IN" w:bidi="hi_IN"/>
